--- a/docs/PrintRxer_HealthMailer_IT_QRG_Current.docx
+++ b/docs/PrintRxer_HealthMailer_IT_QRG_Current.docx
@@ -143,7 +143,7 @@
           </w:tcPr>
           <w:p>
             <w:r>
-              <w:t>Handoff watcher, validation, Outlook COM send, optional chart/ViewPoint copy, terminal audit records.</w:t>
+              <w:t>Handoff watcher, validation, Outlook COM send, and terminal audit records. Chart/ViewPoint copy is removed/deferred.</w:t>
             </w:r>
           </w:p>
         </w:tc>
